--- a/NOC_Owner_Template.docx
+++ b/NOC_Owner_Template.docx
@@ -1003,15 +1003,10 @@
       <w:pPr>
         <w:spacing w:after="0"/>
         <w:rPr>
-          <w:rFonts w:ascii="Arial" w:hAnsi="Arial" w:cs="Arial" w:hint="cs"/>
+          <w:rFonts w:ascii="Arial" w:hAnsi="Arial" w:cs="Arial"/>
           <w:rtl/>
           <w:lang w:bidi="ar-AE"/>
         </w:rPr>
-      </w:pPr>
-    </w:p>
-    <w:p>
-      <w:pPr>
-        <w:spacing w:after="0"/>
       </w:pPr>
       <w:r>
         <w:rPr>
@@ -1020,16 +1015,16 @@
         <mc:AlternateContent>
           <mc:Choice Requires="wpg">
             <w:drawing>
-              <wp:anchor distT="0" distB="0" distL="114300" distR="114300" simplePos="0" relativeHeight="251514880" behindDoc="0" locked="0" layoutInCell="1" allowOverlap="1" wp14:anchorId="3F97DEEE" wp14:editId="490CB7DB">
+              <wp:anchor distT="0" distB="0" distL="114300" distR="114300" simplePos="0" relativeHeight="251514880" behindDoc="0" locked="0" layoutInCell="1" allowOverlap="1" wp14:anchorId="3F97DEEE" wp14:editId="046ADF43">
                 <wp:simplePos x="0" y="0"/>
                 <wp:positionH relativeFrom="column">
-                  <wp:posOffset>4613275</wp:posOffset>
+                  <wp:posOffset>4610100</wp:posOffset>
                 </wp:positionH>
                 <wp:positionV relativeFrom="paragraph">
-                  <wp:posOffset>5080</wp:posOffset>
+                  <wp:posOffset>187960</wp:posOffset>
                 </wp:positionV>
                 <wp:extent cx="1952625" cy="285115"/>
-                <wp:effectExtent l="3175" t="2540" r="0" b="0"/>
+                <wp:effectExtent l="0" t="0" r="9525" b="635"/>
                 <wp:wrapSquare wrapText="bothSides"/>
                 <wp:docPr id="871427970" name="Group 7"/>
                 <wp:cNvGraphicFramePr>
@@ -1161,7 +1156,7 @@
                         </wps:cNvSpPr>
                         <wps:spPr bwMode="auto">
                           <a:xfrm>
-                            <a:off x="1092" y="123"/>
+                            <a:off x="1524" y="123"/>
                             <a:ext cx="2582" cy="207"/>
                           </a:xfrm>
                           <a:prstGeom prst="rect">
@@ -1196,6 +1191,7 @@
                             <w:p>
                               <w:pPr>
                                 <w:spacing w:line="206" w:lineRule="exact"/>
+                                <w:jc w:val="center"/>
                                 <w:rPr>
                                   <w:rFonts w:ascii="Arial" w:hAnsi="Arial" w:cs="Arial"/>
                                 </w:rPr>
@@ -1206,13 +1202,6 @@
                                   <w:w w:val="95"/>
                                 </w:rPr>
                                 <w:t>{{DATE}}</w:t>
-                              </w:r>
-                              <w:r>
-                                <w:rPr>
-                                  <w:rFonts w:ascii="Arial" w:hAnsi="Arial" w:cs="Arial"/>
-                                  <w:w w:val="95"/>
-                                </w:rPr>
-                                <w:tab/>
                               </w:r>
                             </w:p>
                           </w:txbxContent>
@@ -1235,7 +1224,7 @@
           </mc:Choice>
           <mc:Fallback>
             <w:pict>
-              <v:group w14:anchorId="3F97DEEE" id="Group 7" o:spid="_x0000_s1033" style="position:absolute;margin-left:363.25pt;margin-top:.4pt;width:153.75pt;height:22.45pt;flip:y;z-index:251514880;mso-width-relative:margin" coordsize="6140,400" o:gfxdata="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">
+              <v:group w14:anchorId="3F97DEEE" id="Group 7" o:spid="_x0000_s1033" style="position:absolute;margin-left:363pt;margin-top:14.8pt;width:153.75pt;height:22.45pt;flip:y;z-index:251514880;mso-width-relative:margin" coordsize="6140,400" o:gfxdata="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">
                 <v:shapetype id="_x0000_t75" coordsize="21600,21600" o:spt="75" o:preferrelative="t" path="m@4@5l@4@11@9@11@9@5xe" filled="f" stroked="f">
                   <v:stroke joinstyle="miter"/>
                   <v:formulas>
@@ -1284,12 +1273,13 @@
                     </w:txbxContent>
                   </v:textbox>
                 </v:shape>
-                <v:shape id="Text Box 23" o:spid="_x0000_s1036" type="#_x0000_t202" style="position:absolute;left:1092;top:123;width:2582;height:207;visibility:visible;mso-wrap-style:square;v-text-anchor:top" o:gfxdata="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" filled="f" stroked="f">
+                <v:shape id="Text Box 23" o:spid="_x0000_s1036" type="#_x0000_t202" style="position:absolute;left:1524;top:123;width:2582;height:207;visibility:visible;mso-wrap-style:square;v-text-anchor:top" o:gfxdata="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" filled="f" stroked="f">
                   <v:textbox inset="0,0,0,0">
                     <w:txbxContent>
                       <w:p>
                         <w:pPr>
                           <w:spacing w:line="206" w:lineRule="exact"/>
+                          <w:jc w:val="center"/>
                           <w:rPr>
                             <w:rFonts w:ascii="Arial" w:hAnsi="Arial" w:cs="Arial"/>
                           </w:rPr>
@@ -1301,13 +1291,6 @@
                           </w:rPr>
                           <w:t>{{DATE}}</w:t>
                         </w:r>
-                        <w:r>
-                          <w:rPr>
-                            <w:rFonts w:ascii="Arial" w:hAnsi="Arial" w:cs="Arial"/>
-                            <w:w w:val="95"/>
-                          </w:rPr>
-                          <w:tab/>
-                        </w:r>
                       </w:p>
                     </w:txbxContent>
                   </v:textbox>
@@ -1318,6 +1301,11 @@
           </mc:Fallback>
         </mc:AlternateContent>
       </w:r>
+    </w:p>
+    <w:p>
+      <w:pPr>
+        <w:spacing w:after="0"/>
+      </w:pPr>
       <w:r>
         <w:rPr>
           <w:noProof/>
@@ -1503,6 +1491,7 @@
                             <w:p>
                               <w:pPr>
                                 <w:spacing w:line="206" w:lineRule="exact"/>
+                                <w:jc w:val="center"/>
                                 <w:rPr>
                                   <w:rFonts w:ascii="Arial" w:hAnsi="Arial" w:cs="Arial"/>
                                 </w:rPr>
@@ -1574,6 +1563,7 @@
                       <w:p>
                         <w:pPr>
                           <w:spacing w:line="206" w:lineRule="exact"/>
+                          <w:jc w:val="center"/>
                           <w:rPr>
                             <w:rFonts w:ascii="Arial" w:hAnsi="Arial" w:cs="Arial"/>
                           </w:rPr>
@@ -2349,7 +2339,7 @@
         <mc:AlternateContent>
           <mc:Choice Requires="wps">
             <w:drawing>
-              <wp:anchor distT="0" distB="0" distL="114300" distR="114300" simplePos="0" relativeHeight="251544576" behindDoc="0" locked="0" layoutInCell="1" allowOverlap="1" wp14:anchorId="451DB63F" wp14:editId="68CEDD8C">
+              <wp:anchor distT="0" distB="0" distL="114300" distR="114300" simplePos="0" relativeHeight="251544576" behindDoc="0" locked="0" layoutInCell="1" allowOverlap="1" wp14:anchorId="451DB63F" wp14:editId="6D13768A">
                 <wp:simplePos x="0" y="0"/>
                 <wp:positionH relativeFrom="column">
                   <wp:posOffset>1676400</wp:posOffset>
@@ -2357,7 +2347,7 @@
                 <wp:positionV relativeFrom="paragraph">
                   <wp:posOffset>543560</wp:posOffset>
                 </wp:positionV>
-                <wp:extent cx="1943100" cy="276225"/>
+                <wp:extent cx="3246120" cy="276225"/>
                 <wp:effectExtent l="0" t="0" r="0" b="9525"/>
                 <wp:wrapNone/>
                 <wp:docPr id="2021931858" name="Text Box 9"/>
@@ -2373,7 +2363,7 @@
                       <wps:spPr>
                         <a:xfrm>
                           <a:off x="0" y="0"/>
-                          <a:ext cx="1943100" cy="276225"/>
+                          <a:ext cx="3246120" cy="276225"/>
                         </a:xfrm>
                         <a:prstGeom prst="rect">
                           <a:avLst/>
@@ -2426,7 +2416,7 @@
           </mc:Choice>
           <mc:Fallback>
             <w:pict>
-              <v:shape w14:anchorId="451DB63F" id="_x0000_s1042" type="#_x0000_t202" style="position:absolute;margin-left:132pt;margin-top:42.8pt;width:153pt;height:21.75pt;z-index:251544576;visibility:visible;mso-wrap-style:square;mso-width-percent:0;mso-height-percent:0;mso-wrap-distance-left:9pt;mso-wrap-distance-top:0;mso-wrap-distance-right:9pt;mso-wrap-distance-bottom:0;mso-position-horizontal:absolute;mso-position-horizontal-relative:text;mso-position-vertical:absolute;mso-position-vertical-relative:text;mso-width-percent:0;mso-height-percent:0;mso-width-relative:margin;mso-height-relative:page;v-text-anchor:top" o:gfxdata="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" fillcolor="#c6d9f1 [671]" stroked="f" strokeweight=".5pt">
+              <v:shape w14:anchorId="451DB63F" id="_x0000_s1042" type="#_x0000_t202" style="position:absolute;margin-left:132pt;margin-top:42.8pt;width:255.6pt;height:21.75pt;z-index:251544576;visibility:visible;mso-wrap-style:square;mso-width-percent:0;mso-height-percent:0;mso-wrap-distance-left:9pt;mso-wrap-distance-top:0;mso-wrap-distance-right:9pt;mso-wrap-distance-bottom:0;mso-position-horizontal:absolute;mso-position-horizontal-relative:text;mso-position-vertical:absolute;mso-position-vertical-relative:text;mso-width-percent:0;mso-height-percent:0;mso-width-relative:margin;mso-height-relative:page;v-text-anchor:top" o:gfxdata="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" fillcolor="#c6d9f1 [671]" stroked="f" strokeweight=".5pt">
                 <v:textbox>
                   <w:txbxContent>
                     <w:p>
@@ -3115,18 +3105,18 @@
         <mc:AlternateContent>
           <mc:Choice Requires="wps">
             <w:drawing>
-              <wp:anchor distT="0" distB="0" distL="114300" distR="114300" simplePos="0" relativeHeight="251555840" behindDoc="0" locked="0" layoutInCell="1" allowOverlap="1" wp14:anchorId="2BF6B886" wp14:editId="21D7218F">
+              <wp:anchor distT="0" distB="0" distL="114300" distR="114300" simplePos="0" relativeHeight="251812864" behindDoc="0" locked="0" layoutInCell="1" allowOverlap="1" wp14:anchorId="361DC91D" wp14:editId="1F0DEE7B">
                 <wp:simplePos x="0" y="0"/>
                 <wp:positionH relativeFrom="column">
-                  <wp:posOffset>1943100</wp:posOffset>
+                  <wp:posOffset>2385060</wp:posOffset>
                 </wp:positionH>
                 <wp:positionV relativeFrom="paragraph">
-                  <wp:posOffset>120015</wp:posOffset>
+                  <wp:posOffset>66040</wp:posOffset>
                 </wp:positionV>
-                <wp:extent cx="3441700" cy="285750"/>
-                <wp:effectExtent l="0" t="0" r="0" b="0"/>
+                <wp:extent cx="2423160" cy="295275"/>
+                <wp:effectExtent l="0" t="0" r="0" b="9525"/>
                 <wp:wrapNone/>
-                <wp:docPr id="1425975792" name="Text Box 6"/>
+                <wp:docPr id="1427012403" name="Text Box 10"/>
                 <wp:cNvGraphicFramePr>
                   <a:graphicFrameLocks xmlns:a="http://schemas.openxmlformats.org/drawingml/2006/main"/>
                 </wp:cNvGraphicFramePr>
@@ -3139,7 +3129,7 @@
                       <wps:spPr>
                         <a:xfrm>
                           <a:off x="0" y="0"/>
-                          <a:ext cx="3441700" cy="285750"/>
+                          <a:ext cx="2423160" cy="295275"/>
                         </a:xfrm>
                         <a:prstGeom prst="rect">
                           <a:avLst/>
@@ -3169,38 +3159,6 @@
                             <w:r>
                               <w:rPr>
                                 <w:rFonts w:ascii="Arial" w:hAnsi="Arial" w:cs="Arial"/>
-                                <w:b/>
-                                <w:bCs/>
-                                <w:sz w:val="28"/>
-                                <w:szCs w:val="28"/>
-                              </w:rPr>
-                              <w:t xml:space="preserve">    </w:t>
-                            </w:r>
-                            <w:r>
-                              <w:rPr>
-                                <w:rFonts w:ascii="Arial" w:hAnsi="Arial" w:cs="Arial"/>
-                                <w:b/>
-                                <w:bCs/>
-                                <w:sz w:val="28"/>
-                                <w:szCs w:val="28"/>
-                              </w:rPr>
-                              <w:t xml:space="preserve">    </w:t>
-                            </w:r>
-                            <w:r>
-                              <w:rPr>
-                                <w:rFonts w:ascii="Arial" w:hAnsi="Arial" w:cs="Arial"/>
-                                <w:b/>
-                                <w:bCs/>
-                                <w:sz w:val="28"/>
-                                <w:szCs w:val="28"/>
-                              </w:rPr>
-                              <w:t xml:space="preserve"> </w:t>
-                            </w:r>
-                            <w:r>
-                              <w:rPr>
-                                <w:rFonts w:ascii="Arial" w:hAnsi="Arial" w:cs="Arial"/>
-                                <w:b/>
-                                <w:bCs/>
                                 <w:sz w:val="28"/>
                                 <w:szCs w:val="28"/>
                               </w:rPr>
@@ -3219,8 +3177,6 @@
                             <w:r>
                               <w:rPr>
                                 <w:rFonts w:ascii="Arial" w:hAnsi="Arial" w:cs="Arial"/>
-                                <w:b/>
-                                <w:bCs/>
                                 <w:sz w:val="28"/>
                                 <w:szCs w:val="28"/>
                               </w:rPr>
@@ -3234,7 +3190,7 @@
                                 <w:sz w:val="28"/>
                                 <w:szCs w:val="28"/>
                               </w:rPr>
-                              <w:t>Owner</w:t>
+                              <w:t xml:space="preserve">Owner </w:t>
                             </w:r>
                             <w:r>
                               <w:rPr>
@@ -3244,7 +3200,7 @@
                                 <w:sz w:val="28"/>
                                 <w:szCs w:val="28"/>
                               </w:rPr>
-                              <w:t xml:space="preserve"> Information</w:t>
+                              <w:t xml:space="preserve">Information </w:t>
                             </w:r>
                           </w:p>
                         </w:txbxContent>
@@ -3269,7 +3225,7 @@
           </mc:Choice>
           <mc:Fallback>
             <w:pict>
-              <v:shape w14:anchorId="2BF6B886" id="Text Box 6" o:spid="_x0000_s1048" type="#_x0000_t202" style="position:absolute;margin-left:153pt;margin-top:9.45pt;width:271pt;height:22.5pt;z-index:251555840;visibility:visible;mso-wrap-style:square;mso-width-percent:0;mso-height-percent:0;mso-wrap-distance-left:9pt;mso-wrap-distance-top:0;mso-wrap-distance-right:9pt;mso-wrap-distance-bottom:0;mso-position-horizontal:absolute;mso-position-horizontal-relative:text;mso-position-vertical:absolute;mso-position-vertical-relative:text;mso-width-percent:0;mso-height-percent:0;mso-width-relative:margin;mso-height-relative:page;v-text-anchor:top" o:gfxdata="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" fillcolor="#c6d9f1 [671]" stroked="f" strokeweight=".5pt">
+              <v:shape w14:anchorId="361DC91D" id="_x0000_s1048" type="#_x0000_t202" style="position:absolute;margin-left:187.8pt;margin-top:5.2pt;width:190.8pt;height:23.25pt;z-index:251812864;visibility:visible;mso-wrap-style:square;mso-width-percent:0;mso-height-percent:0;mso-wrap-distance-left:9pt;mso-wrap-distance-top:0;mso-wrap-distance-right:9pt;mso-wrap-distance-bottom:0;mso-position-horizontal:absolute;mso-position-horizontal-relative:text;mso-position-vertical:absolute;mso-position-vertical-relative:text;mso-width-percent:0;mso-height-percent:0;mso-width-relative:margin;mso-height-relative:page;v-text-anchor:top" o:gfxdata="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" fillcolor="#c6d9f1 [671]" stroked="f" strokeweight=".5pt">
                 <v:textbox>
                   <w:txbxContent>
                     <w:p>
@@ -3285,38 +3241,6 @@
                       <w:r>
                         <w:rPr>
                           <w:rFonts w:ascii="Arial" w:hAnsi="Arial" w:cs="Arial"/>
-                          <w:b/>
-                          <w:bCs/>
-                          <w:sz w:val="28"/>
-                          <w:szCs w:val="28"/>
-                        </w:rPr>
-                        <w:t xml:space="preserve">    </w:t>
-                      </w:r>
-                      <w:r>
-                        <w:rPr>
-                          <w:rFonts w:ascii="Arial" w:hAnsi="Arial" w:cs="Arial"/>
-                          <w:b/>
-                          <w:bCs/>
-                          <w:sz w:val="28"/>
-                          <w:szCs w:val="28"/>
-                        </w:rPr>
-                        <w:t xml:space="preserve">    </w:t>
-                      </w:r>
-                      <w:r>
-                        <w:rPr>
-                          <w:rFonts w:ascii="Arial" w:hAnsi="Arial" w:cs="Arial"/>
-                          <w:b/>
-                          <w:bCs/>
-                          <w:sz w:val="28"/>
-                          <w:szCs w:val="28"/>
-                        </w:rPr>
-                        <w:t xml:space="preserve"> </w:t>
-                      </w:r>
-                      <w:r>
-                        <w:rPr>
-                          <w:rFonts w:ascii="Arial" w:hAnsi="Arial" w:cs="Arial"/>
-                          <w:b/>
-                          <w:bCs/>
                           <w:sz w:val="28"/>
                           <w:szCs w:val="28"/>
                         </w:rPr>
@@ -3335,8 +3259,6 @@
                       <w:r>
                         <w:rPr>
                           <w:rFonts w:ascii="Arial" w:hAnsi="Arial" w:cs="Arial"/>
-                          <w:b/>
-                          <w:bCs/>
                           <w:sz w:val="28"/>
                           <w:szCs w:val="28"/>
                         </w:rPr>
@@ -3350,7 +3272,7 @@
                           <w:sz w:val="28"/>
                           <w:szCs w:val="28"/>
                         </w:rPr>
-                        <w:t>Owner</w:t>
+                        <w:t xml:space="preserve">Owner </w:t>
                       </w:r>
                       <w:r>
                         <w:rPr>
@@ -3360,7 +3282,7 @@
                           <w:sz w:val="28"/>
                           <w:szCs w:val="28"/>
                         </w:rPr>
-                        <w:t xml:space="preserve"> Information</w:t>
+                        <w:t xml:space="preserve">Information </w:t>
                       </w:r>
                     </w:p>
                   </w:txbxContent>
@@ -3377,16 +3299,16 @@
         <mc:AlternateContent>
           <mc:Choice Requires="wps">
             <w:drawing>
-              <wp:anchor distT="0" distB="0" distL="114300" distR="114300" simplePos="0" relativeHeight="251585536" behindDoc="0" locked="0" layoutInCell="1" allowOverlap="1" wp14:anchorId="2AB894BC" wp14:editId="688E2D27">
+              <wp:anchor distT="0" distB="0" distL="114300" distR="114300" simplePos="0" relativeHeight="251585536" behindDoc="0" locked="0" layoutInCell="1" allowOverlap="1" wp14:anchorId="2AB894BC" wp14:editId="6A5EFE6E">
                 <wp:simplePos x="0" y="0"/>
                 <wp:positionH relativeFrom="column">
                   <wp:posOffset>1714500</wp:posOffset>
                 </wp:positionH>
                 <wp:positionV relativeFrom="paragraph">
-                  <wp:posOffset>501015</wp:posOffset>
+                  <wp:posOffset>500380</wp:posOffset>
                 </wp:positionV>
-                <wp:extent cx="2743200" cy="276225"/>
-                <wp:effectExtent l="0" t="0" r="0" b="0"/>
+                <wp:extent cx="3352800" cy="276225"/>
+                <wp:effectExtent l="0" t="0" r="0" b="9525"/>
                 <wp:wrapNone/>
                 <wp:docPr id="535066281" name="Text Box 5"/>
                 <wp:cNvGraphicFramePr>
@@ -3401,7 +3323,7 @@
                       <wps:spPr>
                         <a:xfrm>
                           <a:off x="0" y="0"/>
-                          <a:ext cx="2743200" cy="276225"/>
+                          <a:ext cx="3352800" cy="276225"/>
                         </a:xfrm>
                         <a:prstGeom prst="rect">
                           <a:avLst/>
@@ -3454,7 +3376,7 @@
           </mc:Choice>
           <mc:Fallback>
             <w:pict>
-              <v:shape w14:anchorId="2AB894BC" id="Text Box 5" o:spid="_x0000_s1049" type="#_x0000_t202" style="position:absolute;margin-left:135pt;margin-top:39.45pt;width:3in;height:21.75pt;z-index:251585536;visibility:visible;mso-wrap-style:square;mso-width-percent:0;mso-height-percent:0;mso-wrap-distance-left:9pt;mso-wrap-distance-top:0;mso-wrap-distance-right:9pt;mso-wrap-distance-bottom:0;mso-position-horizontal:absolute;mso-position-horizontal-relative:text;mso-position-vertical:absolute;mso-position-vertical-relative:text;mso-width-percent:0;mso-height-percent:0;mso-width-relative:margin;mso-height-relative:page;v-text-anchor:top" o:gfxdata="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" fillcolor="#c6d9f1 [671]" stroked="f" strokeweight=".5pt">
+              <v:shape w14:anchorId="2AB894BC" id="Text Box 5" o:spid="_x0000_s1049" type="#_x0000_t202" style="position:absolute;margin-left:135pt;margin-top:39.4pt;width:264pt;height:21.75pt;z-index:251585536;visibility:visible;mso-wrap-style:square;mso-width-percent:0;mso-height-percent:0;mso-wrap-distance-left:9pt;mso-wrap-distance-top:0;mso-wrap-distance-right:9pt;mso-wrap-distance-bottom:0;mso-position-horizontal:absolute;mso-position-horizontal-relative:text;mso-position-vertical:absolute;mso-position-vertical-relative:text;mso-width-percent:0;mso-height-percent:0;mso-width-relative:margin;mso-height-relative:page;v-text-anchor:top" o:gfxdata="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" fillcolor="#c6d9f1 [671]" stroked="f" strokeweight=".5pt">
                 <v:textbox>
                   <w:txbxContent>
                     <w:p>
